--- a/content/w102.docx
+++ b/content/w102.docx
@@ -7,7 +7,7 @@
         <w:pStyle w:val="Title"/>
       </w:pPr>
       <w:r>
-        <w:t xml:space="preserve">Placeholder - Check Back Later</w:t>
+        <w:t xml:space="preserve">10.2 - Labor Replacement</w:t>
       </w:r>
     </w:p>
     <w:p>
@@ -34,13 +34,13 @@
         <w:t xml:space="preserve">S2026</w:t>
       </w:r>
     </w:p>
-    <w:bookmarkStart w:id="20" w:name="debate"/>
+    <w:bookmarkStart w:id="20" w:name="think"/>
     <w:p>
       <w:pPr>
         <w:pStyle w:val="Heading4"/>
       </w:pPr>
       <w:r>
-        <w:t xml:space="preserve">⚖️ Debate!</w:t>
+        <w:t xml:space="preserve">🧠 Think:</w:t>
       </w:r>
     </w:p>
     <w:p>
@@ -56,17 +56,17 @@
           <w:i/>
           <w:iCs/>
         </w:rPr>
-        <w:t xml:space="preserve">test</w:t>
+        <w:t xml:space="preserve">What happens as computers and automation replaces humans as the best way to produce economic value?</w:t>
       </w:r>
     </w:p>
     <w:bookmarkEnd w:id="20"/>
-    <w:bookmarkStart w:id="21" w:name="think"/>
+    <w:bookmarkStart w:id="23" w:name="read"/>
     <w:p>
       <w:pPr>
         <w:pStyle w:val="Heading4"/>
       </w:pPr>
       <w:r>
-        <w:t xml:space="preserve">🧠 Think:</w:t>
+        <w:t xml:space="preserve">📖 Read:</w:t>
       </w:r>
     </w:p>
     <w:p>
@@ -78,21 +78,63 @@
         </w:numPr>
       </w:pPr>
       <w:r>
-        <w:rPr>
-          <w:i/>
-          <w:iCs/>
-        </w:rPr>
-        <w:t xml:space="preserve">test</w:t>
-      </w:r>
-    </w:p>
-    <w:bookmarkEnd w:id="21"/>
-    <w:bookmarkStart w:id="22" w:name="read"/>
+        <w:t xml:space="preserve">Frey and Osborne, 2017.</w:t>
+      </w:r>
+      <w:r>
+        <w:t xml:space="preserve"> </w:t>
+      </w:r>
+      <w:r>
+        <w:t xml:space="preserve">“</w:t>
+      </w:r>
+      <w:hyperlink r:id="rId21">
+        <w:r>
+          <w:rPr>
+            <w:rStyle w:val="Hyperlink"/>
+          </w:rPr>
+          <w:t xml:space="preserve">The future of employment: How susceptible are jobs to computerisation?</w:t>
+        </w:r>
+      </w:hyperlink>
+      <w:r>
+        <w:t xml:space="preserve">”</w:t>
+      </w:r>
+    </w:p>
+    <w:p>
+      <w:pPr>
+        <w:pStyle w:val="Compact"/>
+        <w:numPr>
+          <w:ilvl w:val="0"/>
+          <w:numId w:val="1002"/>
+        </w:numPr>
+      </w:pPr>
+      <w:r>
+        <w:t xml:space="preserve">Frey and Osborne, 2023.</w:t>
+      </w:r>
+      <w:r>
+        <w:t xml:space="preserve"> </w:t>
+      </w:r>
+      <w:r>
+        <w:t xml:space="preserve">“</w:t>
+      </w:r>
+      <w:hyperlink r:id="rId22">
+        <w:r>
+          <w:rPr>
+            <w:rStyle w:val="Hyperlink"/>
+          </w:rPr>
+          <w:t xml:space="preserve">Generative Al and the Future of Work: A Reappraisal</w:t>
+        </w:r>
+      </w:hyperlink>
+      <w:r>
+        <w:t xml:space="preserve">”</w:t>
+      </w:r>
+    </w:p>
+    <w:bookmarkEnd w:id="23"/>
+    <w:bookmarkStart w:id="24" w:name="listen"/>
     <w:p>
       <w:pPr>
         <w:pStyle w:val="Heading4"/>
       </w:pPr>
       <w:r>
-        <w:t xml:space="preserve">📖 Read:</w:t>
+        <w:t xml:space="preserve">🎧 Listen:</w:t>
       </w:r>
     </w:p>
     <w:p>
@@ -107,14 +149,14 @@
         <w:t xml:space="preserve">test</w:t>
       </w:r>
     </w:p>
-    <w:bookmarkEnd w:id="22"/>
-    <w:bookmarkStart w:id="23" w:name="listen"/>
+    <w:bookmarkEnd w:id="24"/>
+    <w:bookmarkStart w:id="26" w:name="watch"/>
     <w:p>
       <w:pPr>
         <w:pStyle w:val="Heading4"/>
       </w:pPr>
       <w:r>
-        <w:t xml:space="preserve">🎧 Listen:</w:t>
+        <w:t xml:space="preserve">📺 Watch:</w:t>
       </w:r>
     </w:p>
     <w:p>
@@ -126,17 +168,34 @@
         </w:numPr>
       </w:pPr>
       <w:r>
-        <w:t xml:space="preserve">test</w:t>
-      </w:r>
-    </w:p>
-    <w:bookmarkEnd w:id="23"/>
-    <w:bookmarkStart w:id="24" w:name="watch"/>
+        <w:t xml:space="preserve">CGP Grey,</w:t>
+      </w:r>
+      <w:r>
+        <w:t xml:space="preserve"> </w:t>
+      </w:r>
+      <w:r>
+        <w:t xml:space="preserve">“</w:t>
+      </w:r>
+      <w:hyperlink r:id="rId25">
+        <w:r>
+          <w:rPr>
+            <w:rStyle w:val="Hyperlink"/>
+          </w:rPr>
+          <w:t xml:space="preserve">Humans Need Not Apply</w:t>
+        </w:r>
+      </w:hyperlink>
+      <w:r>
+        <w:t xml:space="preserve">”</w:t>
+      </w:r>
+    </w:p>
+    <w:bookmarkEnd w:id="26"/>
+    <w:bookmarkStart w:id="33" w:name="browse"/>
     <w:p>
       <w:pPr>
         <w:pStyle w:val="Heading4"/>
       </w:pPr>
       <w:r>
-        <w:t xml:space="preserve">📺 Watch:</w:t>
+        <w:t xml:space="preserve">🌐 Browse:</w:t>
       </w:r>
     </w:p>
     <w:p>
@@ -148,17 +207,174 @@
         </w:numPr>
       </w:pPr>
       <w:r>
-        <w:t xml:space="preserve">test</w:t>
-      </w:r>
-    </w:p>
-    <w:bookmarkEnd w:id="24"/>
-    <w:bookmarkStart w:id="25" w:name="browse"/>
+        <w:t xml:space="preserve">Felten,</w:t>
+      </w:r>
+      <w:r>
+        <w:t xml:space="preserve"> </w:t>
+      </w:r>
+      <w:r>
+        <w:t xml:space="preserve">“</w:t>
+      </w:r>
+      <w:hyperlink r:id="rId27">
+        <w:r>
+          <w:rPr>
+            <w:rStyle w:val="Hyperlink"/>
+          </w:rPr>
+          <w:t xml:space="preserve">How will Language Modelers like ChatGPT Affect Occupations and Industries?</w:t>
+        </w:r>
+      </w:hyperlink>
+      <w:r>
+        <w:t xml:space="preserve">”</w:t>
+      </w:r>
+    </w:p>
+    <w:p>
+      <w:pPr>
+        <w:pStyle w:val="Compact"/>
+        <w:numPr>
+          <w:ilvl w:val="0"/>
+          <w:numId w:val="1005"/>
+        </w:numPr>
+      </w:pPr>
+      <w:r>
+        <w:t xml:space="preserve">Google,</w:t>
+      </w:r>
+      <w:r>
+        <w:t xml:space="preserve"> </w:t>
+      </w:r>
+      <w:r>
+        <w:t xml:space="preserve">“</w:t>
+      </w:r>
+      <w:hyperlink r:id="rId28">
+        <w:r>
+          <w:rPr>
+            <w:rStyle w:val="Hyperlink"/>
+          </w:rPr>
+          <w:t xml:space="preserve">Towards an AI co-scientist</w:t>
+        </w:r>
+      </w:hyperlink>
+      <w:r>
+        <w:t xml:space="preserve">”</w:t>
+      </w:r>
+    </w:p>
+    <w:p>
+      <w:pPr>
+        <w:pStyle w:val="Compact"/>
+        <w:numPr>
+          <w:ilvl w:val="0"/>
+          <w:numId w:val="1005"/>
+        </w:numPr>
+      </w:pPr>
+      <w:hyperlink r:id="rId29">
+        <w:r>
+          <w:rPr>
+            <w:rStyle w:val="Hyperlink"/>
+          </w:rPr>
+          <w:t xml:space="preserve">Generative AI for Economic Research</w:t>
+        </w:r>
+      </w:hyperlink>
+    </w:p>
+    <w:p>
+      <w:pPr>
+        <w:pStyle w:val="Compact"/>
+        <w:numPr>
+          <w:ilvl w:val="0"/>
+          <w:numId w:val="1005"/>
+        </w:numPr>
+      </w:pPr>
+      <w:r>
+        <w:t xml:space="preserve">The Economist,</w:t>
+      </w:r>
+      <w:r>
+        <w:t xml:space="preserve"> </w:t>
+      </w:r>
+      <w:r>
+        <w:t xml:space="preserve">“</w:t>
+      </w:r>
+      <w:hyperlink r:id="rId30">
+        <w:r>
+          <w:rPr>
+            <w:rStyle w:val="Hyperlink"/>
+          </w:rPr>
+          <w:t xml:space="preserve">How AI will divide the best from the rest</w:t>
+        </w:r>
+      </w:hyperlink>
+      <w:r>
+        <w:t xml:space="preserve">”</w:t>
+      </w:r>
+    </w:p>
+    <w:p>
+      <w:pPr>
+        <w:pStyle w:val="Compact"/>
+        <w:numPr>
+          <w:ilvl w:val="0"/>
+          <w:numId w:val="1005"/>
+        </w:numPr>
+      </w:pPr>
+      <w:r>
+        <w:t xml:space="preserve">Pew Research,</w:t>
+      </w:r>
+      <w:r>
+        <w:t xml:space="preserve"> </w:t>
+      </w:r>
+      <w:hyperlink r:id="rId31">
+        <w:r>
+          <w:rPr>
+            <w:rStyle w:val="Hyperlink"/>
+          </w:rPr>
+          <w:t xml:space="preserve">Workers Experience with Chatbots and their Jobs</w:t>
+        </w:r>
+      </w:hyperlink>
+    </w:p>
+    <w:p>
+      <w:pPr>
+        <w:pStyle w:val="Compact"/>
+        <w:numPr>
+          <w:ilvl w:val="0"/>
+          <w:numId w:val="1005"/>
+        </w:numPr>
+      </w:pPr>
+      <w:r>
+        <w:t xml:space="preserve">Thompson, 2015.</w:t>
+      </w:r>
+      <w:r>
+        <w:t xml:space="preserve"> </w:t>
+      </w:r>
+      <w:r>
+        <w:t xml:space="preserve">“</w:t>
+      </w:r>
+      <w:hyperlink r:id="rId32">
+        <w:r>
+          <w:rPr>
+            <w:rStyle w:val="Hyperlink"/>
+          </w:rPr>
+          <w:t xml:space="preserve">A World Without Work</w:t>
+        </w:r>
+      </w:hyperlink>
+      <w:r>
+        <w:t xml:space="preserve">”</w:t>
+      </w:r>
+      <w:r>
+        <w:t xml:space="preserve">.</w:t>
+      </w:r>
+      <w:r>
+        <w:t xml:space="preserve"> </w:t>
+      </w:r>
+      <w:r>
+        <w:rPr>
+          <w:i/>
+          <w:iCs/>
+        </w:rPr>
+        <w:t xml:space="preserve">The Atlantic</w:t>
+      </w:r>
+    </w:p>
+    <w:bookmarkEnd w:id="33"/>
+    <w:bookmarkStart w:id="35" w:name="additional-resources"/>
     <w:p>
       <w:pPr>
         <w:pStyle w:val="Heading4"/>
       </w:pPr>
       <w:r>
-        <w:t xml:space="preserve">🌐 Browse:</w:t>
+        <w:t xml:space="preserve">📚 Additional Resources:</w:t>
       </w:r>
     </w:p>
     <w:p>
@@ -170,17 +386,44 @@
         </w:numPr>
       </w:pPr>
       <w:r>
-        <w:t xml:space="preserve">test</w:t>
-      </w:r>
-    </w:p>
-    <w:bookmarkEnd w:id="25"/>
-    <w:bookmarkStart w:id="26" w:name="additional-resources"/>
+        <w:t xml:space="preserve">Korinek, 2024.</w:t>
+      </w:r>
+      <w:r>
+        <w:t xml:space="preserve"> </w:t>
+      </w:r>
+      <w:r>
+        <w:t xml:space="preserve">“</w:t>
+      </w:r>
+      <w:hyperlink r:id="rId34">
+        <w:r>
+          <w:rPr>
+            <w:rStyle w:val="Hyperlink"/>
+          </w:rPr>
+          <w:t xml:space="preserve">Preparing for the (Non-Existent?) Future of Work</w:t>
+        </w:r>
+      </w:hyperlink>
+      <w:r>
+        <w:t xml:space="preserve">”</w:t>
+      </w:r>
+      <w:r>
+        <w:t xml:space="preserve"> </w:t>
+      </w:r>
+      <w:r>
+        <w:rPr>
+          <w:i/>
+          <w:iCs/>
+        </w:rPr>
+        <w:t xml:space="preserve">Oxford Handbook of AI Governance</w:t>
+      </w:r>
+    </w:p>
+    <w:bookmarkEnd w:id="35"/>
+    <w:bookmarkStart w:id="39" w:name="submit"/>
     <w:p>
       <w:pPr>
         <w:pStyle w:val="Heading4"/>
       </w:pPr>
       <w:r>
-        <w:t xml:space="preserve">📚 Additional Resources:</w:t>
+        <w:t xml:space="preserve">📝 Submit:</w:t>
       </w:r>
     </w:p>
     <w:p>
@@ -189,28 +432,6 @@
         <w:numPr>
           <w:ilvl w:val="0"/>
           <w:numId w:val="1007"/>
-        </w:numPr>
-      </w:pPr>
-      <w:r>
-        <w:t xml:space="preserve">test</w:t>
-      </w:r>
-    </w:p>
-    <w:bookmarkEnd w:id="26"/>
-    <w:bookmarkStart w:id="30" w:name="submit"/>
-    <w:p>
-      <w:pPr>
-        <w:pStyle w:val="Heading4"/>
-      </w:pPr>
-      <w:r>
-        <w:t xml:space="preserve">📝 Submit:</w:t>
-      </w:r>
-    </w:p>
-    <w:p>
-      <w:pPr>
-        <w:pStyle w:val="Compact"/>
-        <w:numPr>
-          <w:ilvl w:val="0"/>
-          <w:numId w:val="1008"/>
         </w:numPr>
       </w:pPr>
       <w:r>
@@ -258,18 +479,18 @@
                 <wp:inline>
                   <wp:extent cx="152400" cy="152400"/>
                   <wp:effectExtent b="0" l="0" r="0" t="0"/>
-                  <wp:docPr descr="" title="" id="28" name="Picture"/>
+                  <wp:docPr descr="" title="" id="37" name="Picture"/>
                   <a:graphic>
                     <a:graphicData uri="http://schemas.openxmlformats.org/drawingml/2006/picture">
                       <pic:pic>
                         <pic:nvPicPr>
-                          <pic:cNvPr descr="/opt/quarto/share/formats/docx/tip.png" id="29" name="Picture"/>
+                          <pic:cNvPr descr="/opt/quarto/share/formats/docx/tip.png" id="38" name="Picture"/>
                           <pic:cNvPicPr>
                             <a:picLocks noChangeArrowheads="1" noChangeAspect="1"/>
                           </pic:cNvPicPr>
                         </pic:nvPicPr>
                         <pic:blipFill>
-                          <a:blip r:embed="rId27"/>
+                          <a:blip r:embed="rId36"/>
                           <a:stretch>
                             <a:fillRect/>
                           </a:stretch>
@@ -323,7 +544,7 @@
               <w:pStyle w:val="Compact"/>
               <w:numPr>
                 <w:ilvl w:val="0"/>
-                <w:numId w:val="1009"/>
+                <w:numId w:val="1008"/>
               </w:numPr>
             </w:pPr>
             <w:r>
@@ -359,7 +580,7 @@
               <w:pStyle w:val="Compact"/>
               <w:numPr>
                 <w:ilvl w:val="0"/>
-                <w:numId w:val="1009"/>
+                <w:numId w:val="1008"/>
               </w:numPr>
             </w:pPr>
             <w:r>
@@ -377,7 +598,7 @@
               <w:pStyle w:val="Compact"/>
               <w:numPr>
                 <w:ilvl w:val="0"/>
-                <w:numId w:val="1009"/>
+                <w:numId w:val="1008"/>
               </w:numPr>
             </w:pPr>
             <w:r>
@@ -394,7 +615,7 @@
         </w:tc>
       </w:tr>
     </w:tbl>
-    <w:bookmarkEnd w:id="30"/>
+    <w:bookmarkEnd w:id="39"/>
     <w:sectPr>
       <w:footnotePr>
         <w:numRestart w:val="eachSect"/>
@@ -633,9 +854,6 @@
     <w:abstractNumId w:val="991"/>
   </w:num>
   <w:num w:numId="1008">
-    <w:abstractNumId w:val="991"/>
-  </w:num>
-  <w:num w:numId="1009">
     <w:abstractNumId w:val="991"/>
   </w:num>
 </w:numbering>

--- a/content/w102.docx
+++ b/content/w102.docx
@@ -56,7 +56,7 @@
           <w:i/>
           <w:iCs/>
         </w:rPr>
-        <w:t xml:space="preserve">What happens as computers and automation replaces humans as the best way to produce economic value?</w:t>
+        <w:t xml:space="preserve">What happens as automation replaces humans as the best way to produce economic value? How many human jobs with automation replace?</w:t>
       </w:r>
     </w:p>
     <w:bookmarkEnd w:id="20"/>
@@ -128,13 +128,13 @@
       </w:r>
     </w:p>
     <w:bookmarkEnd w:id="23"/>
-    <w:bookmarkStart w:id="24" w:name="listen"/>
+    <w:bookmarkStart w:id="25" w:name="watch"/>
     <w:p>
       <w:pPr>
         <w:pStyle w:val="Heading4"/>
       </w:pPr>
       <w:r>
-        <w:t xml:space="preserve">🎧 Listen:</w:t>
+        <w:t xml:space="preserve">📺 Watch:</w:t>
       </w:r>
     </w:p>
     <w:p>
@@ -146,28 +146,6 @@
         </w:numPr>
       </w:pPr>
       <w:r>
-        <w:t xml:space="preserve">test</w:t>
-      </w:r>
-    </w:p>
-    <w:bookmarkEnd w:id="24"/>
-    <w:bookmarkStart w:id="26" w:name="watch"/>
-    <w:p>
-      <w:pPr>
-        <w:pStyle w:val="Heading4"/>
-      </w:pPr>
-      <w:r>
-        <w:t xml:space="preserve">📺 Watch:</w:t>
-      </w:r>
-    </w:p>
-    <w:p>
-      <w:pPr>
-        <w:pStyle w:val="Compact"/>
-        <w:numPr>
-          <w:ilvl w:val="0"/>
-          <w:numId w:val="1004"/>
-        </w:numPr>
-      </w:pPr>
-      <w:r>
         <w:t xml:space="preserve">CGP Grey,</w:t>
       </w:r>
       <w:r>
@@ -176,7 +154,7 @@
       <w:r>
         <w:t xml:space="preserve">“</w:t>
       </w:r>
-      <w:hyperlink r:id="rId25">
+      <w:hyperlink r:id="rId24">
         <w:r>
           <w:rPr>
             <w:rStyle w:val="Hyperlink"/>
@@ -188,7 +166,52 @@
         <w:t xml:space="preserve">”</w:t>
       </w:r>
     </w:p>
-    <w:bookmarkEnd w:id="26"/>
+    <w:bookmarkEnd w:id="25"/>
+    <w:bookmarkStart w:id="27" w:name="listen"/>
+    <w:p>
+      <w:pPr>
+        <w:pStyle w:val="Heading4"/>
+      </w:pPr>
+      <w:r>
+        <w:t xml:space="preserve">🎧 Listen:</w:t>
+      </w:r>
+    </w:p>
+    <w:p>
+      <w:pPr>
+        <w:pStyle w:val="Compact"/>
+        <w:numPr>
+          <w:ilvl w:val="0"/>
+          <w:numId w:val="1004"/>
+        </w:numPr>
+      </w:pPr>
+      <w:r>
+        <w:t xml:space="preserve">Tyrangiel, 2026.</w:t>
+      </w:r>
+      <w:r>
+        <w:t xml:space="preserve"> </w:t>
+      </w:r>
+      <w:r>
+        <w:t xml:space="preserve">“</w:t>
+      </w:r>
+      <w:hyperlink r:id="rId26">
+        <w:r>
+          <w:rPr>
+            <w:rStyle w:val="Hyperlink"/>
+          </w:rPr>
+          <w:t xml:space="preserve">America Isn’t Ready for What AI Will Do to Jobs</w:t>
+        </w:r>
+      </w:hyperlink>
+      <w:r>
+        <w:t xml:space="preserve">”</w:t>
+      </w:r>
+      <w:r>
+        <w:t xml:space="preserve"> </w:t>
+      </w:r>
+      <w:r>
+        <w:t xml:space="preserve">Podcast: Plain English with Derek Thompson.</w:t>
+      </w:r>
+    </w:p>
+    <w:bookmarkEnd w:id="27"/>
     <w:bookmarkStart w:id="33" w:name="browse"/>
     <w:p>
       <w:pPr>
@@ -207,7 +230,7 @@
         </w:numPr>
       </w:pPr>
       <w:r>
-        <w:t xml:space="preserve">Felten,</w:t>
+        <w:t xml:space="preserve">Tyrangiel, 2026.</w:t>
       </w:r>
       <w:r>
         <w:t xml:space="preserve"> </w:t>
@@ -215,16 +238,26 @@
       <w:r>
         <w:t xml:space="preserve">“</w:t>
       </w:r>
-      <w:hyperlink r:id="rId27">
+      <w:hyperlink r:id="rId28">
         <w:r>
           <w:rPr>
             <w:rStyle w:val="Hyperlink"/>
           </w:rPr>
-          <w:t xml:space="preserve">How will Language Modelers like ChatGPT Affect Occupations and Industries?</w:t>
+          <w:t xml:space="preserve">America Isn’t Ready for What AI Will Do to Jobs</w:t>
         </w:r>
       </w:hyperlink>
       <w:r>
         <w:t xml:space="preserve">”</w:t>
+      </w:r>
+      <w:r>
+        <w:t xml:space="preserve"> </w:t>
+      </w:r>
+      <w:r>
+        <w:rPr>
+          <w:i/>
+          <w:iCs/>
+        </w:rPr>
+        <w:t xml:space="preserve">The Atlantic</w:t>
       </w:r>
     </w:p>
     <w:p>
@@ -236,7 +269,7 @@
         </w:numPr>
       </w:pPr>
       <w:r>
-        <w:t xml:space="preserve">Google,</w:t>
+        <w:t xml:space="preserve">Gottweis et al, 2025.</w:t>
       </w:r>
       <w:r>
         <w:t xml:space="preserve"> </w:t>
@@ -244,7 +277,7 @@
       <w:r>
         <w:t xml:space="preserve">“</w:t>
       </w:r>
-      <w:hyperlink r:id="rId28">
+      <w:hyperlink r:id="rId29">
         <w:r>
           <w:rPr>
             <w:rStyle w:val="Hyperlink"/>
@@ -255,6 +288,9 @@
       <w:r>
         <w:t xml:space="preserve">”</w:t>
       </w:r>
+      <w:r>
+        <w:t xml:space="preserve">. Google Research.</w:t>
+      </w:r>
     </w:p>
     <w:p>
       <w:pPr>
@@ -264,25 +300,8 @@
           <w:numId w:val="1005"/>
         </w:numPr>
       </w:pPr>
-      <w:hyperlink r:id="rId29">
-        <w:r>
-          <w:rPr>
-            <w:rStyle w:val="Hyperlink"/>
-          </w:rPr>
-          <w:t xml:space="preserve">Generative AI for Economic Research</w:t>
-        </w:r>
-      </w:hyperlink>
-    </w:p>
-    <w:p>
-      <w:pPr>
-        <w:pStyle w:val="Compact"/>
-        <w:numPr>
-          <w:ilvl w:val="0"/>
-          <w:numId w:val="1005"/>
-        </w:numPr>
-      </w:pPr>
-      <w:r>
-        <w:t xml:space="preserve">The Economist,</w:t>
+      <w:r>
+        <w:t xml:space="preserve">The Economist, 2025.</w:t>
       </w:r>
       <w:r>
         <w:t xml:space="preserve"> </w:t>
@@ -311,7 +330,7 @@
         </w:numPr>
       </w:pPr>
       <w:r>
-        <w:t xml:space="preserve">Pew Research,</w:t>
+        <w:t xml:space="preserve">Pew Research, 2025.</w:t>
       </w:r>
       <w:r>
         <w:t xml:space="preserve"> </w:t>
@@ -368,7 +387,7 @@
       </w:r>
     </w:p>
     <w:bookmarkEnd w:id="33"/>
-    <w:bookmarkStart w:id="35" w:name="additional-resources"/>
+    <w:bookmarkStart w:id="40" w:name="additional-resources"/>
     <w:p>
       <w:pPr>
         <w:pStyle w:val="Heading4"/>
@@ -386,6 +405,126 @@
         </w:numPr>
       </w:pPr>
       <w:r>
+        <w:t xml:space="preserve">Two additional podcasts from the</w:t>
+      </w:r>
+      <w:r>
+        <w:t xml:space="preserve"> </w:t>
+      </w:r>
+      <w:r>
+        <w:rPr>
+          <w:i/>
+          <w:iCs/>
+        </w:rPr>
+        <w:t xml:space="preserve">Plain English</w:t>
+      </w:r>
+      <w:r>
+        <w:t xml:space="preserve"> </w:t>
+      </w:r>
+      <w:r>
+        <w:t xml:space="preserve">podcast:</w:t>
+      </w:r>
+    </w:p>
+    <w:p>
+      <w:pPr>
+        <w:pStyle w:val="Compact"/>
+        <w:numPr>
+          <w:ilvl w:val="1"/>
+          <w:numId w:val="1007"/>
+        </w:numPr>
+      </w:pPr>
+      <w:r>
+        <w:t xml:space="preserve">Mollick, 2025.</w:t>
+      </w:r>
+      <w:r>
+        <w:t xml:space="preserve"> </w:t>
+      </w:r>
+      <w:r>
+        <w:t xml:space="preserve">“</w:t>
+      </w:r>
+      <w:hyperlink r:id="rId34">
+        <w:r>
+          <w:rPr>
+            <w:rStyle w:val="Hyperlink"/>
+          </w:rPr>
+          <w:t xml:space="preserve">What Happens When AI Learns to Do Our Jobs</w:t>
+        </w:r>
+      </w:hyperlink>
+      <w:r>
+        <w:t xml:space="preserve">”</w:t>
+      </w:r>
+      <w:r>
+        <w:t xml:space="preserve">. Podcast: Plain English with Derek Thompson.</w:t>
+      </w:r>
+    </w:p>
+    <w:p>
+      <w:pPr>
+        <w:pStyle w:val="Compact"/>
+        <w:numPr>
+          <w:ilvl w:val="1"/>
+          <w:numId w:val="1007"/>
+        </w:numPr>
+      </w:pPr>
+      <w:r>
+        <w:t xml:space="preserve">Korinek, 2025.</w:t>
+      </w:r>
+      <w:r>
+        <w:t xml:space="preserve"> </w:t>
+      </w:r>
+      <w:r>
+        <w:t xml:space="preserve">“</w:t>
+      </w:r>
+      <w:hyperlink r:id="rId35">
+        <w:r>
+          <w:rPr>
+            <w:rStyle w:val="Hyperlink"/>
+          </w:rPr>
+          <w:t xml:space="preserve">How Superintelligent AI Could Upend Work and Politics</w:t>
+        </w:r>
+      </w:hyperlink>
+      <w:r>
+        <w:t xml:space="preserve">”</w:t>
+      </w:r>
+      <w:r>
+        <w:t xml:space="preserve">. Podcast: Plain English with Derek Thompson.</w:t>
+      </w:r>
+    </w:p>
+    <w:p>
+      <w:pPr>
+        <w:pStyle w:val="Compact"/>
+        <w:numPr>
+          <w:ilvl w:val="0"/>
+          <w:numId w:val="1006"/>
+        </w:numPr>
+      </w:pPr>
+      <w:r>
+        <w:t xml:space="preserve">Mollick, 2024.</w:t>
+      </w:r>
+      <w:r>
+        <w:t xml:space="preserve"> </w:t>
+      </w:r>
+      <w:hyperlink r:id="rId36">
+        <w:r>
+          <w:rPr>
+            <w:rStyle w:val="Hyperlink"/>
+            <w:i/>
+            <w:iCs/>
+          </w:rPr>
+          <w:t xml:space="preserve">Co-Intelligence: Living and Working with AI</w:t>
+        </w:r>
+      </w:hyperlink>
+      <w:r>
+        <w:t xml:space="preserve">. Portfolio Books.</w:t>
+      </w:r>
+    </w:p>
+    <w:p>
+      <w:pPr>
+        <w:pStyle w:val="Compact"/>
+        <w:numPr>
+          <w:ilvl w:val="0"/>
+          <w:numId w:val="1006"/>
+        </w:numPr>
+      </w:pPr>
+      <w:r>
         <w:t xml:space="preserve">Korinek, 2024.</w:t>
       </w:r>
       <w:r>
@@ -394,7 +533,7 @@
       <w:r>
         <w:t xml:space="preserve">“</w:t>
       </w:r>
-      <w:hyperlink r:id="rId34">
+      <w:hyperlink r:id="rId37">
         <w:r>
           <w:rPr>
             <w:rStyle w:val="Hyperlink"/>
@@ -416,22 +555,68 @@
         <w:t xml:space="preserve">Oxford Handbook of AI Governance</w:t>
       </w:r>
     </w:p>
-    <w:bookmarkEnd w:id="35"/>
-    <w:bookmarkStart w:id="39" w:name="submit"/>
-    <w:p>
-      <w:pPr>
-        <w:pStyle w:val="Heading4"/>
-      </w:pPr>
-      <w:r>
-        <w:t xml:space="preserve">📝 Submit:</w:t>
-      </w:r>
-    </w:p>
     <w:p>
       <w:pPr>
         <w:pStyle w:val="Compact"/>
         <w:numPr>
           <w:ilvl w:val="0"/>
-          <w:numId w:val="1007"/>
+          <w:numId w:val="1006"/>
+        </w:numPr>
+      </w:pPr>
+      <w:r>
+        <w:t xml:space="preserve">Felten,</w:t>
+      </w:r>
+      <w:r>
+        <w:t xml:space="preserve"> </w:t>
+      </w:r>
+      <w:r>
+        <w:t xml:space="preserve">“</w:t>
+      </w:r>
+      <w:hyperlink r:id="rId38">
+        <w:r>
+          <w:rPr>
+            <w:rStyle w:val="Hyperlink"/>
+          </w:rPr>
+          <w:t xml:space="preserve">How will Language Modelers like ChatGPT Affect Occupations and Industries?</w:t>
+        </w:r>
+      </w:hyperlink>
+      <w:r>
+        <w:t xml:space="preserve">”</w:t>
+      </w:r>
+    </w:p>
+    <w:p>
+      <w:pPr>
+        <w:pStyle w:val="Compact"/>
+        <w:numPr>
+          <w:ilvl w:val="0"/>
+          <w:numId w:val="1006"/>
+        </w:numPr>
+      </w:pPr>
+      <w:hyperlink r:id="rId39">
+        <w:r>
+          <w:rPr>
+            <w:rStyle w:val="Hyperlink"/>
+          </w:rPr>
+          <w:t xml:space="preserve">Generative AI for Economic Research</w:t>
+        </w:r>
+      </w:hyperlink>
+    </w:p>
+    <w:bookmarkEnd w:id="40"/>
+    <w:bookmarkStart w:id="44" w:name="submit"/>
+    <w:p>
+      <w:pPr>
+        <w:pStyle w:val="Heading4"/>
+      </w:pPr>
+      <w:r>
+        <w:t xml:space="preserve">📝 Submit:</w:t>
+      </w:r>
+    </w:p>
+    <w:p>
+      <w:pPr>
+        <w:pStyle w:val="Compact"/>
+        <w:numPr>
+          <w:ilvl w:val="0"/>
+          <w:numId w:val="1008"/>
         </w:numPr>
       </w:pPr>
       <w:r>
@@ -479,18 +664,18 @@
                 <wp:inline>
                   <wp:extent cx="152400" cy="152400"/>
                   <wp:effectExtent b="0" l="0" r="0" t="0"/>
-                  <wp:docPr descr="" title="" id="37" name="Picture"/>
+                  <wp:docPr descr="" title="" id="42" name="Picture"/>
                   <a:graphic>
                     <a:graphicData uri="http://schemas.openxmlformats.org/drawingml/2006/picture">
                       <pic:pic>
                         <pic:nvPicPr>
-                          <pic:cNvPr descr="/opt/quarto/share/formats/docx/tip.png" id="38" name="Picture"/>
+                          <pic:cNvPr descr="/opt/quarto/share/formats/docx/tip.png" id="43" name="Picture"/>
                           <pic:cNvPicPr>
                             <a:picLocks noChangeArrowheads="1" noChangeAspect="1"/>
                           </pic:cNvPicPr>
                         </pic:nvPicPr>
                         <pic:blipFill>
-                          <a:blip r:embed="rId36"/>
+                          <a:blip r:embed="rId41"/>
                           <a:stretch>
                             <a:fillRect/>
                           </a:stretch>
@@ -544,7 +729,7 @@
               <w:pStyle w:val="Compact"/>
               <w:numPr>
                 <w:ilvl w:val="0"/>
-                <w:numId w:val="1008"/>
+                <w:numId w:val="1009"/>
               </w:numPr>
             </w:pPr>
             <w:r>
@@ -580,7 +765,7 @@
               <w:pStyle w:val="Compact"/>
               <w:numPr>
                 <w:ilvl w:val="0"/>
-                <w:numId w:val="1008"/>
+                <w:numId w:val="1009"/>
               </w:numPr>
             </w:pPr>
             <w:r>
@@ -598,7 +783,7 @@
               <w:pStyle w:val="Compact"/>
               <w:numPr>
                 <w:ilvl w:val="0"/>
-                <w:numId w:val="1008"/>
+                <w:numId w:val="1009"/>
               </w:numPr>
             </w:pPr>
             <w:r>
@@ -615,7 +800,7 @@
         </w:tc>
       </w:tr>
     </w:tbl>
-    <w:bookmarkEnd w:id="39"/>
+    <w:bookmarkEnd w:id="44"/>
     <w:sectPr>
       <w:footnotePr>
         <w:numRestart w:val="eachSect"/>
@@ -854,6 +1039,9 @@
     <w:abstractNumId w:val="991"/>
   </w:num>
   <w:num w:numId="1008">
+    <w:abstractNumId w:val="991"/>
+  </w:num>
+  <w:num w:numId="1009">
     <w:abstractNumId w:val="991"/>
   </w:num>
 </w:numbering>

--- a/content/w102.docx
+++ b/content/w102.docx
@@ -45,18 +45,14 @@
     </w:p>
     <w:p>
       <w:pPr>
-        <w:pStyle w:val="Compact"/>
-        <w:numPr>
-          <w:ilvl w:val="0"/>
-          <w:numId w:val="1001"/>
-        </w:numPr>
+        <w:pStyle w:val="FirstParagraph"/>
       </w:pPr>
       <w:r>
         <w:rPr>
           <w:i/>
           <w:iCs/>
         </w:rPr>
-        <w:t xml:space="preserve">What happens as automation replaces humans as the best way to produce economic value? How many human jobs with automation replace?</w:t>
+        <w:t xml:space="preserve">How do we re-organize society and the economy in light of AI-sparked labor market disruption? Or do we even need to - will the labor market take care of itself?</w:t>
       </w:r>
     </w:p>
     <w:bookmarkEnd w:id="20"/>
@@ -74,7 +70,7 @@
         <w:pStyle w:val="Compact"/>
         <w:numPr>
           <w:ilvl w:val="0"/>
-          <w:numId w:val="1002"/>
+          <w:numId w:val="1001"/>
         </w:numPr>
       </w:pPr>
       <w:r>
@@ -103,7 +99,7 @@
         <w:pStyle w:val="Compact"/>
         <w:numPr>
           <w:ilvl w:val="0"/>
-          <w:numId w:val="1002"/>
+          <w:numId w:val="1001"/>
         </w:numPr>
       </w:pPr>
       <w:r>
@@ -142,7 +138,7 @@
         <w:pStyle w:val="Compact"/>
         <w:numPr>
           <w:ilvl w:val="0"/>
-          <w:numId w:val="1003"/>
+          <w:numId w:val="1002"/>
         </w:numPr>
       </w:pPr>
       <w:r>
@@ -181,7 +177,7 @@
         <w:pStyle w:val="Compact"/>
         <w:numPr>
           <w:ilvl w:val="0"/>
-          <w:numId w:val="1004"/>
+          <w:numId w:val="1003"/>
         </w:numPr>
       </w:pPr>
       <w:r>
@@ -212,7 +208,7 @@
       </w:r>
     </w:p>
     <w:bookmarkEnd w:id="27"/>
-    <w:bookmarkStart w:id="33" w:name="browse"/>
+    <w:bookmarkStart w:id="32" w:name="browse"/>
     <w:p>
       <w:pPr>
         <w:pStyle w:val="Heading4"/>
@@ -226,7 +222,7 @@
         <w:pStyle w:val="Compact"/>
         <w:numPr>
           <w:ilvl w:val="0"/>
-          <w:numId w:val="1005"/>
+          <w:numId w:val="1004"/>
         </w:numPr>
       </w:pPr>
       <w:r>
@@ -265,11 +261,27 @@
         <w:pStyle w:val="Compact"/>
         <w:numPr>
           <w:ilvl w:val="0"/>
+          <w:numId w:val="1004"/>
+        </w:numPr>
+      </w:pPr>
+      <w:r>
+        <w:rPr>
+          <w:i/>
+          <w:iCs/>
+        </w:rPr>
+        <w:t xml:space="preserve">Perhaps AI won’t be as destructive to labor markets as we think?</w:t>
+      </w:r>
+    </w:p>
+    <w:p>
+      <w:pPr>
+        <w:pStyle w:val="Compact"/>
+        <w:numPr>
+          <w:ilvl w:val="1"/>
           <w:numId w:val="1005"/>
         </w:numPr>
       </w:pPr>
       <w:r>
-        <w:t xml:space="preserve">Gottweis et al, 2025.</w:t>
+        <w:t xml:space="preserve">Edwards,</w:t>
       </w:r>
       <w:r>
         <w:t xml:space="preserve"> </w:t>
@@ -282,26 +294,33 @@
           <w:rPr>
             <w:rStyle w:val="Hyperlink"/>
           </w:rPr>
-          <w:t xml:space="preserve">Towards an AI co-scientist</w:t>
+          <w:t xml:space="preserve">AI could create 78 million more jobs than it eliminates by 2030</w:t>
         </w:r>
       </w:hyperlink>
       <w:r>
         <w:t xml:space="preserve">”</w:t>
       </w:r>
       <w:r>
-        <w:t xml:space="preserve">. Google Research.</w:t>
-      </w:r>
-    </w:p>
-    <w:p>
-      <w:pPr>
-        <w:pStyle w:val="Compact"/>
-        <w:numPr>
-          <w:ilvl w:val="0"/>
+        <w:t xml:space="preserve"> </w:t>
+      </w:r>
+      <w:r>
+        <w:rPr>
+          <w:i/>
+          <w:iCs/>
+        </w:rPr>
+        <w:t xml:space="preserve">Ars Technica</w:t>
+      </w:r>
+    </w:p>
+    <w:p>
+      <w:pPr>
+        <w:pStyle w:val="Compact"/>
+        <w:numPr>
+          <w:ilvl w:val="1"/>
           <w:numId w:val="1005"/>
         </w:numPr>
       </w:pPr>
       <w:r>
-        <w:t xml:space="preserve">The Economist, 2025.</w:t>
+        <w:t xml:space="preserve">Pethokoukis,</w:t>
       </w:r>
       <w:r>
         <w:t xml:space="preserve"> </w:t>
@@ -314,42 +333,97 @@
           <w:rPr>
             <w:rStyle w:val="Hyperlink"/>
           </w:rPr>
-          <w:t xml:space="preserve">How AI will divide the best from the rest</w:t>
+          <w:t xml:space="preserve">Another Promising Data Point on the Productivity Impact of AI</w:t>
         </w:r>
       </w:hyperlink>
       <w:r>
         <w:t xml:space="preserve">”</w:t>
       </w:r>
+      <w:r>
+        <w:t xml:space="preserve"> </w:t>
+      </w:r>
+      <w:r>
+        <w:rPr>
+          <w:i/>
+          <w:iCs/>
+        </w:rPr>
+        <w:t xml:space="preserve">AEIdeas</w:t>
+      </w:r>
     </w:p>
     <w:p>
       <w:pPr>
         <w:pStyle w:val="Compact"/>
         <w:numPr>
           <w:ilvl w:val="0"/>
-          <w:numId w:val="1005"/>
-        </w:numPr>
-      </w:pPr>
-      <w:r>
-        <w:t xml:space="preserve">Pew Research, 2025.</w:t>
-      </w:r>
-      <w:r>
-        <w:t xml:space="preserve"> </w:t>
+          <w:numId w:val="1004"/>
+        </w:numPr>
+      </w:pPr>
+      <w:r>
+        <w:t xml:space="preserve">Acemoglu and Johnson,</w:t>
+      </w:r>
+      <w:r>
+        <w:t xml:space="preserve"> </w:t>
+      </w:r>
+      <w:r>
+        <w:t xml:space="preserve">“</w:t>
       </w:r>
       <w:hyperlink r:id="rId31">
         <w:r>
           <w:rPr>
             <w:rStyle w:val="Hyperlink"/>
           </w:rPr>
-          <w:t xml:space="preserve">Workers Experience with Chatbots and their Jobs</w:t>
+          <w:t xml:space="preserve">Learning from Ricardo and Thompson: Machinery and labor in the early industrial revolution – and in the age of AI</w:t>
         </w:r>
       </w:hyperlink>
+      <w:r>
+        <w:t xml:space="preserve">”</w:t>
+      </w:r>
+    </w:p>
+    <w:bookmarkEnd w:id="32"/>
+    <w:bookmarkStart w:id="43" w:name="additional-resources"/>
+    <w:p>
+      <w:pPr>
+        <w:pStyle w:val="Heading4"/>
+      </w:pPr>
+      <w:r>
+        <w:t xml:space="preserve">📚 Additional Resources:</w:t>
+      </w:r>
     </w:p>
     <w:p>
       <w:pPr>
         <w:pStyle w:val="Compact"/>
         <w:numPr>
           <w:ilvl w:val="0"/>
-          <w:numId w:val="1005"/>
+          <w:numId w:val="1006"/>
+        </w:numPr>
+      </w:pPr>
+      <w:r>
+        <w:t xml:space="preserve">Stiefenhofer, 2025.</w:t>
+      </w:r>
+      <w:r>
+        <w:t xml:space="preserve"> </w:t>
+      </w:r>
+      <w:r>
+        <w:t xml:space="preserve">“</w:t>
+      </w:r>
+      <w:hyperlink r:id="rId33">
+        <w:r>
+          <w:rPr>
+            <w:rStyle w:val="Hyperlink"/>
+          </w:rPr>
+          <w:t xml:space="preserve">Artificial General Intelligence and the End of Human Employment: The Need to Renegotiate the Social Contract</w:t>
+        </w:r>
+      </w:hyperlink>
+      <w:r>
+        <w:t xml:space="preserve">”</w:t>
+      </w:r>
+    </w:p>
+    <w:p>
+      <w:pPr>
+        <w:pStyle w:val="Compact"/>
+        <w:numPr>
+          <w:ilvl w:val="0"/>
+          <w:numId w:val="1006"/>
         </w:numPr>
       </w:pPr>
       <w:r>
@@ -361,7 +435,7 @@
       <w:r>
         <w:t xml:space="preserve">“</w:t>
       </w:r>
-      <w:hyperlink r:id="rId32">
+      <w:hyperlink r:id="rId34">
         <w:r>
           <w:rPr>
             <w:rStyle w:val="Hyperlink"/>
@@ -386,16 +460,6 @@
         <w:t xml:space="preserve">The Atlantic</w:t>
       </w:r>
     </w:p>
-    <w:bookmarkEnd w:id="33"/>
-    <w:bookmarkStart w:id="40" w:name="additional-resources"/>
-    <w:p>
-      <w:pPr>
-        <w:pStyle w:val="Heading4"/>
-      </w:pPr>
-      <w:r>
-        <w:t xml:space="preserve">📚 Additional Resources:</w:t>
-      </w:r>
-    </w:p>
     <w:p>
       <w:pPr>
         <w:pStyle w:val="Compact"/>
@@ -441,7 +505,7 @@
       <w:r>
         <w:t xml:space="preserve">“</w:t>
       </w:r>
-      <w:hyperlink r:id="rId34">
+      <w:hyperlink r:id="rId35">
         <w:r>
           <w:rPr>
             <w:rStyle w:val="Hyperlink"/>
@@ -473,7 +537,7 @@
       <w:r>
         <w:t xml:space="preserve">“</w:t>
       </w:r>
-      <w:hyperlink r:id="rId35">
+      <w:hyperlink r:id="rId36">
         <w:r>
           <w:rPr>
             <w:rStyle w:val="Hyperlink"/>
@@ -497,12 +561,24 @@
         </w:numPr>
       </w:pPr>
       <w:r>
+        <w:t xml:space="preserve">Books:</w:t>
+      </w:r>
+    </w:p>
+    <w:p>
+      <w:pPr>
+        <w:pStyle w:val="Compact"/>
+        <w:numPr>
+          <w:ilvl w:val="1"/>
+          <w:numId w:val="1008"/>
+        </w:numPr>
+      </w:pPr>
+      <w:r>
         <w:t xml:space="preserve">Mollick, 2024.</w:t>
       </w:r>
       <w:r>
         <w:t xml:space="preserve"> </w:t>
       </w:r>
-      <w:hyperlink r:id="rId36">
+      <w:hyperlink r:id="rId37">
         <w:r>
           <w:rPr>
             <w:rStyle w:val="Hyperlink"/>
@@ -520,8 +596,30 @@
       <w:pPr>
         <w:pStyle w:val="Compact"/>
         <w:numPr>
-          <w:ilvl w:val="0"/>
-          <w:numId w:val="1006"/>
+          <w:ilvl w:val="1"/>
+          <w:numId w:val="1008"/>
+        </w:numPr>
+      </w:pPr>
+      <w:r>
+        <w:t xml:space="preserve">Frey, 2019.</w:t>
+      </w:r>
+      <w:r>
+        <w:t xml:space="preserve"> </w:t>
+      </w:r>
+      <w:r>
+        <w:rPr>
+          <w:i/>
+          <w:iCs/>
+        </w:rPr>
+        <w:t xml:space="preserve">The Technology Trap: Capital, Labor, and Power in the Age of Automation</w:t>
+      </w:r>
+    </w:p>
+    <w:p>
+      <w:pPr>
+        <w:pStyle w:val="Compact"/>
+        <w:numPr>
+          <w:ilvl w:val="1"/>
+          <w:numId w:val="1008"/>
         </w:numPr>
       </w:pPr>
       <w:r>
@@ -533,7 +631,7 @@
       <w:r>
         <w:t xml:space="preserve">“</w:t>
       </w:r>
-      <w:hyperlink r:id="rId37">
+      <w:hyperlink r:id="rId38">
         <w:r>
           <w:rPr>
             <w:rStyle w:val="Hyperlink"/>
@@ -564,6 +662,36 @@
         </w:numPr>
       </w:pPr>
       <w:r>
+        <w:t xml:space="preserve">Articles</w:t>
+      </w:r>
+    </w:p>
+    <w:p>
+      <w:pPr>
+        <w:pStyle w:val="Compact"/>
+        <w:numPr>
+          <w:ilvl w:val="1"/>
+          <w:numId w:val="1009"/>
+        </w:numPr>
+      </w:pPr>
+      <w:r>
+        <w:t xml:space="preserve">Lobel, 2024.</w:t>
+      </w:r>
+      <w:r>
+        <w:t xml:space="preserve"> </w:t>
+      </w:r>
+      <w:r>
+        <w:t xml:space="preserve">“The Future of Work in the Era of AI”</w:t>
+      </w:r>
+    </w:p>
+    <w:p>
+      <w:pPr>
+        <w:pStyle w:val="Compact"/>
+        <w:numPr>
+          <w:ilvl w:val="1"/>
+          <w:numId w:val="1009"/>
+        </w:numPr>
+      </w:pPr>
+      <w:r>
         <w:t xml:space="preserve">Felten,</w:t>
       </w:r>
       <w:r>
@@ -572,7 +700,7 @@
       <w:r>
         <w:t xml:space="preserve">“</w:t>
       </w:r>
-      <w:hyperlink r:id="rId38">
+      <w:hyperlink r:id="rId39">
         <w:r>
           <w:rPr>
             <w:rStyle w:val="Hyperlink"/>
@@ -588,11 +716,11 @@
       <w:pPr>
         <w:pStyle w:val="Compact"/>
         <w:numPr>
-          <w:ilvl w:val="0"/>
-          <w:numId w:val="1006"/>
-        </w:numPr>
-      </w:pPr>
-      <w:hyperlink r:id="rId39">
+          <w:ilvl w:val="1"/>
+          <w:numId w:val="1009"/>
+        </w:numPr>
+      </w:pPr>
+      <w:hyperlink r:id="rId40">
         <w:r>
           <w:rPr>
             <w:rStyle w:val="Hyperlink"/>
@@ -601,8 +729,81 @@
         </w:r>
       </w:hyperlink>
     </w:p>
-    <w:bookmarkEnd w:id="40"/>
-    <w:bookmarkStart w:id="44" w:name="submit"/>
+    <w:p>
+      <w:pPr>
+        <w:pStyle w:val="Compact"/>
+        <w:numPr>
+          <w:ilvl w:val="1"/>
+          <w:numId w:val="1009"/>
+        </w:numPr>
+      </w:pPr>
+      <w:r>
+        <w:t xml:space="preserve">Korinek,</w:t>
+      </w:r>
+      <w:r>
+        <w:t xml:space="preserve"> </w:t>
+      </w:r>
+      <w:r>
+        <w:t xml:space="preserve">“Economic Policy Challenges for the Age of AI”</w:t>
+      </w:r>
+    </w:p>
+    <w:p>
+      <w:pPr>
+        <w:pStyle w:val="Compact"/>
+        <w:numPr>
+          <w:ilvl w:val="1"/>
+          <w:numId w:val="1009"/>
+        </w:numPr>
+      </w:pPr>
+      <w:r>
+        <w:t xml:space="preserve">Gottweis et al, 2025.</w:t>
+      </w:r>
+      <w:r>
+        <w:t xml:space="preserve"> </w:t>
+      </w:r>
+      <w:r>
+        <w:t xml:space="preserve">“</w:t>
+      </w:r>
+      <w:hyperlink r:id="rId41">
+        <w:r>
+          <w:rPr>
+            <w:rStyle w:val="Hyperlink"/>
+          </w:rPr>
+          <w:t xml:space="preserve">Towards an AI co-scientist</w:t>
+        </w:r>
+      </w:hyperlink>
+      <w:r>
+        <w:t xml:space="preserve">”</w:t>
+      </w:r>
+      <w:r>
+        <w:t xml:space="preserve">. Google Research.</w:t>
+      </w:r>
+    </w:p>
+    <w:p>
+      <w:pPr>
+        <w:pStyle w:val="Compact"/>
+        <w:numPr>
+          <w:ilvl w:val="1"/>
+          <w:numId w:val="1009"/>
+        </w:numPr>
+      </w:pPr>
+      <w:r>
+        <w:t xml:space="preserve">Pew Research, 2025.</w:t>
+      </w:r>
+      <w:r>
+        <w:t xml:space="preserve"> </w:t>
+      </w:r>
+      <w:hyperlink r:id="rId42">
+        <w:r>
+          <w:rPr>
+            <w:rStyle w:val="Hyperlink"/>
+          </w:rPr>
+          <w:t xml:space="preserve">Workers Experience with Chatbots and their Jobs</w:t>
+        </w:r>
+      </w:hyperlink>
+    </w:p>
+    <w:bookmarkEnd w:id="43"/>
+    <w:bookmarkStart w:id="47" w:name="submit"/>
     <w:p>
       <w:pPr>
         <w:pStyle w:val="Heading4"/>
@@ -616,7 +817,7 @@
         <w:pStyle w:val="Compact"/>
         <w:numPr>
           <w:ilvl w:val="0"/>
-          <w:numId w:val="1008"/>
+          <w:numId w:val="1010"/>
         </w:numPr>
       </w:pPr>
       <w:r>
@@ -664,18 +865,18 @@
                 <wp:inline>
                   <wp:extent cx="152400" cy="152400"/>
                   <wp:effectExtent b="0" l="0" r="0" t="0"/>
-                  <wp:docPr descr="" title="" id="42" name="Picture"/>
+                  <wp:docPr descr="" title="" id="45" name="Picture"/>
                   <a:graphic>
                     <a:graphicData uri="http://schemas.openxmlformats.org/drawingml/2006/picture">
                       <pic:pic>
                         <pic:nvPicPr>
-                          <pic:cNvPr descr="/opt/quarto/share/formats/docx/tip.png" id="43" name="Picture"/>
+                          <pic:cNvPr descr="/opt/quarto/share/formats/docx/tip.png" id="46" name="Picture"/>
                           <pic:cNvPicPr>
                             <a:picLocks noChangeArrowheads="1" noChangeAspect="1"/>
                           </pic:cNvPicPr>
                         </pic:nvPicPr>
                         <pic:blipFill>
-                          <a:blip r:embed="rId41"/>
+                          <a:blip r:embed="rId44"/>
                           <a:stretch>
                             <a:fillRect/>
                           </a:stretch>
@@ -729,7 +930,7 @@
               <w:pStyle w:val="Compact"/>
               <w:numPr>
                 <w:ilvl w:val="0"/>
-                <w:numId w:val="1009"/>
+                <w:numId w:val="1011"/>
               </w:numPr>
             </w:pPr>
             <w:r>
@@ -765,7 +966,7 @@
               <w:pStyle w:val="Compact"/>
               <w:numPr>
                 <w:ilvl w:val="0"/>
-                <w:numId w:val="1009"/>
+                <w:numId w:val="1011"/>
               </w:numPr>
             </w:pPr>
             <w:r>
@@ -783,7 +984,7 @@
               <w:pStyle w:val="Compact"/>
               <w:numPr>
                 <w:ilvl w:val="0"/>
-                <w:numId w:val="1009"/>
+                <w:numId w:val="1011"/>
               </w:numPr>
             </w:pPr>
             <w:r>
@@ -800,7 +1001,7 @@
         </w:tc>
       </w:tr>
     </w:tbl>
-    <w:bookmarkEnd w:id="44"/>
+    <w:bookmarkEnd w:id="47"/>
     <w:sectPr>
       <w:footnotePr>
         <w:numRestart w:val="eachSect"/>
@@ -1042,6 +1243,12 @@
     <w:abstractNumId w:val="991"/>
   </w:num>
   <w:num w:numId="1009">
+    <w:abstractNumId w:val="991"/>
+  </w:num>
+  <w:num w:numId="1010">
+    <w:abstractNumId w:val="991"/>
+  </w:num>
+  <w:num w:numId="1011">
     <w:abstractNumId w:val="991"/>
   </w:num>
 </w:numbering>

--- a/content/w102.docx
+++ b/content/w102.docx
@@ -208,7 +208,7 @@
       </w:r>
     </w:p>
     <w:bookmarkEnd w:id="27"/>
-    <w:bookmarkStart w:id="32" w:name="browse"/>
+    <w:bookmarkStart w:id="33" w:name="browse"/>
     <w:p>
       <w:pPr>
         <w:pStyle w:val="Heading4"/>
@@ -226,6 +226,35 @@
         </w:numPr>
       </w:pPr>
       <w:r>
+        <w:t xml:space="preserve">Anthropic, 2026.</w:t>
+      </w:r>
+      <w:r>
+        <w:t xml:space="preserve"> </w:t>
+      </w:r>
+      <w:r>
+        <w:t xml:space="preserve">“</w:t>
+      </w:r>
+      <w:hyperlink r:id="rId28">
+        <w:r>
+          <w:rPr>
+            <w:rStyle w:val="Hyperlink"/>
+          </w:rPr>
+          <w:t xml:space="preserve">Labor market impacts of AI: A new measure and early evidence</w:t>
+        </w:r>
+      </w:hyperlink>
+      <w:r>
+        <w:t xml:space="preserve">”</w:t>
+      </w:r>
+    </w:p>
+    <w:p>
+      <w:pPr>
+        <w:pStyle w:val="Compact"/>
+        <w:numPr>
+          <w:ilvl w:val="0"/>
+          <w:numId w:val="1004"/>
+        </w:numPr>
+      </w:pPr>
+      <w:r>
         <w:t xml:space="preserve">Tyrangiel, 2026.</w:t>
       </w:r>
       <w:r>
@@ -234,7 +263,7 @@
       <w:r>
         <w:t xml:space="preserve">“</w:t>
       </w:r>
-      <w:hyperlink r:id="rId28">
+      <w:hyperlink r:id="rId29">
         <w:r>
           <w:rPr>
             <w:rStyle w:val="Hyperlink"/>
@@ -289,7 +318,7 @@
       <w:r>
         <w:t xml:space="preserve">“</w:t>
       </w:r>
-      <w:hyperlink r:id="rId29">
+      <w:hyperlink r:id="rId30">
         <w:r>
           <w:rPr>
             <w:rStyle w:val="Hyperlink"/>
@@ -328,7 +357,7 @@
       <w:r>
         <w:t xml:space="preserve">“</w:t>
       </w:r>
-      <w:hyperlink r:id="rId30">
+      <w:hyperlink r:id="rId31">
         <w:r>
           <w:rPr>
             <w:rStyle w:val="Hyperlink"/>
@@ -367,7 +396,7 @@
       <w:r>
         <w:t xml:space="preserve">“</w:t>
       </w:r>
-      <w:hyperlink r:id="rId31">
+      <w:hyperlink r:id="rId32">
         <w:r>
           <w:rPr>
             <w:rStyle w:val="Hyperlink"/>
@@ -379,8 +408,8 @@
         <w:t xml:space="preserve">”</w:t>
       </w:r>
     </w:p>
-    <w:bookmarkEnd w:id="32"/>
-    <w:bookmarkStart w:id="43" w:name="additional-resources"/>
+    <w:bookmarkEnd w:id="33"/>
+    <w:bookmarkStart w:id="44" w:name="additional-resources"/>
     <w:p>
       <w:pPr>
         <w:pStyle w:val="Heading4"/>
@@ -406,7 +435,7 @@
       <w:r>
         <w:t xml:space="preserve">“</w:t>
       </w:r>
-      <w:hyperlink r:id="rId33">
+      <w:hyperlink r:id="rId34">
         <w:r>
           <w:rPr>
             <w:rStyle w:val="Hyperlink"/>
@@ -435,7 +464,7 @@
       <w:r>
         <w:t xml:space="preserve">“</w:t>
       </w:r>
-      <w:hyperlink r:id="rId34">
+      <w:hyperlink r:id="rId35">
         <w:r>
           <w:rPr>
             <w:rStyle w:val="Hyperlink"/>
@@ -505,7 +534,7 @@
       <w:r>
         <w:t xml:space="preserve">“</w:t>
       </w:r>
-      <w:hyperlink r:id="rId35">
+      <w:hyperlink r:id="rId36">
         <w:r>
           <w:rPr>
             <w:rStyle w:val="Hyperlink"/>
@@ -537,7 +566,7 @@
       <w:r>
         <w:t xml:space="preserve">“</w:t>
       </w:r>
-      <w:hyperlink r:id="rId36">
+      <w:hyperlink r:id="rId37">
         <w:r>
           <w:rPr>
             <w:rStyle w:val="Hyperlink"/>
@@ -578,7 +607,7 @@
       <w:r>
         <w:t xml:space="preserve"> </w:t>
       </w:r>
-      <w:hyperlink r:id="rId37">
+      <w:hyperlink r:id="rId38">
         <w:r>
           <w:rPr>
             <w:rStyle w:val="Hyperlink"/>
@@ -631,7 +660,7 @@
       <w:r>
         <w:t xml:space="preserve">“</w:t>
       </w:r>
-      <w:hyperlink r:id="rId38">
+      <w:hyperlink r:id="rId39">
         <w:r>
           <w:rPr>
             <w:rStyle w:val="Hyperlink"/>
@@ -700,7 +729,7 @@
       <w:r>
         <w:t xml:space="preserve">“</w:t>
       </w:r>
-      <w:hyperlink r:id="rId39">
+      <w:hyperlink r:id="rId40">
         <w:r>
           <w:rPr>
             <w:rStyle w:val="Hyperlink"/>
@@ -720,7 +749,7 @@
           <w:numId w:val="1009"/>
         </w:numPr>
       </w:pPr>
-      <w:hyperlink r:id="rId40">
+      <w:hyperlink r:id="rId41">
         <w:r>
           <w:rPr>
             <w:rStyle w:val="Hyperlink"/>
@@ -764,7 +793,7 @@
       <w:r>
         <w:t xml:space="preserve">“</w:t>
       </w:r>
-      <w:hyperlink r:id="rId41">
+      <w:hyperlink r:id="rId42">
         <w:r>
           <w:rPr>
             <w:rStyle w:val="Hyperlink"/>
@@ -793,7 +822,7 @@
       <w:r>
         <w:t xml:space="preserve"> </w:t>
       </w:r>
-      <w:hyperlink r:id="rId42">
+      <w:hyperlink r:id="rId43">
         <w:r>
           <w:rPr>
             <w:rStyle w:val="Hyperlink"/>
@@ -802,8 +831,8 @@
         </w:r>
       </w:hyperlink>
     </w:p>
-    <w:bookmarkEnd w:id="43"/>
-    <w:bookmarkStart w:id="47" w:name="submit"/>
+    <w:bookmarkEnd w:id="44"/>
+    <w:bookmarkStart w:id="48" w:name="submit"/>
     <w:p>
       <w:pPr>
         <w:pStyle w:val="Heading4"/>
@@ -865,18 +894,18 @@
                 <wp:inline>
                   <wp:extent cx="152400" cy="152400"/>
                   <wp:effectExtent b="0" l="0" r="0" t="0"/>
-                  <wp:docPr descr="" title="" id="45" name="Picture"/>
+                  <wp:docPr descr="" title="" id="46" name="Picture"/>
                   <a:graphic>
                     <a:graphicData uri="http://schemas.openxmlformats.org/drawingml/2006/picture">
                       <pic:pic>
                         <pic:nvPicPr>
-                          <pic:cNvPr descr="/opt/quarto/share/formats/docx/tip.png" id="46" name="Picture"/>
+                          <pic:cNvPr descr="/opt/quarto/share/formats/docx/tip.png" id="47" name="Picture"/>
                           <pic:cNvPicPr>
                             <a:picLocks noChangeArrowheads="1" noChangeAspect="1"/>
                           </pic:cNvPicPr>
                         </pic:nvPicPr>
                         <pic:blipFill>
-                          <a:blip r:embed="rId44"/>
+                          <a:blip r:embed="rId45"/>
                           <a:stretch>
                             <a:fillRect/>
                           </a:stretch>
@@ -1001,7 +1030,7 @@
         </w:tc>
       </w:tr>
     </w:tbl>
-    <w:bookmarkEnd w:id="47"/>
+    <w:bookmarkEnd w:id="48"/>
     <w:sectPr>
       <w:footnotePr>
         <w:numRestart w:val="eachSect"/>

--- a/content/w102.docx
+++ b/content/w102.docx
@@ -56,7 +56,7 @@
       </w:r>
     </w:p>
     <w:bookmarkEnd w:id="20"/>
-    <w:bookmarkStart w:id="23" w:name="read"/>
+    <w:bookmarkStart w:id="22" w:name="read"/>
     <w:p>
       <w:pPr>
         <w:pStyle w:val="Heading4"/>
@@ -94,37 +94,8 @@
         <w:t xml:space="preserve">”</w:t>
       </w:r>
     </w:p>
-    <w:p>
-      <w:pPr>
-        <w:pStyle w:val="Compact"/>
-        <w:numPr>
-          <w:ilvl w:val="0"/>
-          <w:numId w:val="1001"/>
-        </w:numPr>
-      </w:pPr>
-      <w:r>
-        <w:t xml:space="preserve">Frey and Osborne, 2023.</w:t>
-      </w:r>
-      <w:r>
-        <w:t xml:space="preserve"> </w:t>
-      </w:r>
-      <w:r>
-        <w:t xml:space="preserve">“</w:t>
-      </w:r>
-      <w:hyperlink r:id="rId22">
-        <w:r>
-          <w:rPr>
-            <w:rStyle w:val="Hyperlink"/>
-          </w:rPr>
-          <w:t xml:space="preserve">Generative Al and the Future of Work: A Reappraisal</w:t>
-        </w:r>
-      </w:hyperlink>
-      <w:r>
-        <w:t xml:space="preserve">”</w:t>
-      </w:r>
-    </w:p>
-    <w:bookmarkEnd w:id="23"/>
-    <w:bookmarkStart w:id="25" w:name="watch"/>
+    <w:bookmarkEnd w:id="22"/>
+    <w:bookmarkStart w:id="24" w:name="watch"/>
     <w:p>
       <w:pPr>
         <w:pStyle w:val="Heading4"/>
@@ -150,7 +121,7 @@
       <w:r>
         <w:t xml:space="preserve">“</w:t>
       </w:r>
-      <w:hyperlink r:id="rId24">
+      <w:hyperlink r:id="rId23">
         <w:r>
           <w:rPr>
             <w:rStyle w:val="Hyperlink"/>
@@ -162,8 +133,8 @@
         <w:t xml:space="preserve">”</w:t>
       </w:r>
     </w:p>
-    <w:bookmarkEnd w:id="25"/>
-    <w:bookmarkStart w:id="27" w:name="listen"/>
+    <w:bookmarkEnd w:id="24"/>
+    <w:bookmarkStart w:id="26" w:name="listen"/>
     <w:p>
       <w:pPr>
         <w:pStyle w:val="Heading4"/>
@@ -189,7 +160,7 @@
       <w:r>
         <w:t xml:space="preserve">“</w:t>
       </w:r>
-      <w:hyperlink r:id="rId26">
+      <w:hyperlink r:id="rId25">
         <w:r>
           <w:rPr>
             <w:rStyle w:val="Hyperlink"/>
@@ -207,8 +178,8 @@
         <w:t xml:space="preserve">Podcast: Plain English with Derek Thompson.</w:t>
       </w:r>
     </w:p>
-    <w:bookmarkEnd w:id="27"/>
-    <w:bookmarkStart w:id="33" w:name="browse"/>
+    <w:bookmarkEnd w:id="26"/>
+    <w:bookmarkStart w:id="32" w:name="browse"/>
     <w:p>
       <w:pPr>
         <w:pStyle w:val="Heading4"/>
@@ -234,7 +205,7 @@
       <w:r>
         <w:t xml:space="preserve">“</w:t>
       </w:r>
-      <w:hyperlink r:id="rId28">
+      <w:hyperlink r:id="rId27">
         <w:r>
           <w:rPr>
             <w:rStyle w:val="Hyperlink"/>
@@ -263,7 +234,7 @@
       <w:r>
         <w:t xml:space="preserve">“</w:t>
       </w:r>
-      <w:hyperlink r:id="rId29">
+      <w:hyperlink r:id="rId28">
         <w:r>
           <w:rPr>
             <w:rStyle w:val="Hyperlink"/>
@@ -318,7 +289,7 @@
       <w:r>
         <w:t xml:space="preserve">“</w:t>
       </w:r>
-      <w:hyperlink r:id="rId30">
+      <w:hyperlink r:id="rId29">
         <w:r>
           <w:rPr>
             <w:rStyle w:val="Hyperlink"/>
@@ -357,7 +328,7 @@
       <w:r>
         <w:t xml:space="preserve">“</w:t>
       </w:r>
-      <w:hyperlink r:id="rId31">
+      <w:hyperlink r:id="rId30">
         <w:r>
           <w:rPr>
             <w:rStyle w:val="Hyperlink"/>
@@ -396,7 +367,7 @@
       <w:r>
         <w:t xml:space="preserve">“</w:t>
       </w:r>
-      <w:hyperlink r:id="rId32">
+      <w:hyperlink r:id="rId31">
         <w:r>
           <w:rPr>
             <w:rStyle w:val="Hyperlink"/>
@@ -408,8 +379,8 @@
         <w:t xml:space="preserve">”</w:t>
       </w:r>
     </w:p>
-    <w:bookmarkEnd w:id="33"/>
-    <w:bookmarkStart w:id="44" w:name="additional-resources"/>
+    <w:bookmarkEnd w:id="32"/>
+    <w:bookmarkStart w:id="47" w:name="additional-resources"/>
     <w:p>
       <w:pPr>
         <w:pStyle w:val="Heading4"/>
@@ -435,7 +406,7 @@
       <w:r>
         <w:t xml:space="preserve">“</w:t>
       </w:r>
-      <w:hyperlink r:id="rId34">
+      <w:hyperlink r:id="rId33">
         <w:r>
           <w:rPr>
             <w:rStyle w:val="Hyperlink"/>
@@ -464,7 +435,7 @@
       <w:r>
         <w:t xml:space="preserve">“</w:t>
       </w:r>
-      <w:hyperlink r:id="rId35">
+      <w:hyperlink r:id="rId34">
         <w:r>
           <w:rPr>
             <w:rStyle w:val="Hyperlink"/>
@@ -534,7 +505,7 @@
       <w:r>
         <w:t xml:space="preserve">“</w:t>
       </w:r>
-      <w:hyperlink r:id="rId36">
+      <w:hyperlink r:id="rId35">
         <w:r>
           <w:rPr>
             <w:rStyle w:val="Hyperlink"/>
@@ -566,7 +537,7 @@
       <w:r>
         <w:t xml:space="preserve">“</w:t>
       </w:r>
-      <w:hyperlink r:id="rId37">
+      <w:hyperlink r:id="rId36">
         <w:r>
           <w:rPr>
             <w:rStyle w:val="Hyperlink"/>
@@ -607,7 +578,7 @@
       <w:r>
         <w:t xml:space="preserve"> </w:t>
       </w:r>
-      <w:hyperlink r:id="rId38">
+      <w:hyperlink r:id="rId37">
         <w:r>
           <w:rPr>
             <w:rStyle w:val="Hyperlink"/>
@@ -635,13 +606,16 @@
       <w:r>
         <w:t xml:space="preserve"> </w:t>
       </w:r>
-      <w:r>
-        <w:rPr>
-          <w:i/>
-          <w:iCs/>
-        </w:rPr>
-        <w:t xml:space="preserve">The Technology Trap: Capital, Labor, and Power in the Age of Automation</w:t>
-      </w:r>
+      <w:hyperlink r:id="rId38">
+        <w:r>
+          <w:rPr>
+            <w:rStyle w:val="Hyperlink"/>
+            <w:i/>
+            <w:iCs/>
+          </w:rPr>
+          <w:t xml:space="preserve">The Technology Trap: Capital, Labor, and Power in the Age of Automation</w:t>
+        </w:r>
+      </w:hyperlink>
     </w:p>
     <w:p>
       <w:pPr>
@@ -652,6 +626,78 @@
         </w:numPr>
       </w:pPr>
       <w:r>
+        <w:t xml:space="preserve">Acemoglu and Johnson, 2024.</w:t>
+      </w:r>
+      <w:r>
+        <w:t xml:space="preserve"> </w:t>
+      </w:r>
+      <w:hyperlink r:id="rId39">
+        <w:r>
+          <w:rPr>
+            <w:rStyle w:val="Hyperlink"/>
+            <w:i/>
+            <w:iCs/>
+          </w:rPr>
+          <w:t xml:space="preserve">Power and Progress: Our Thousand-Year Struggle Over Technology and Prosperity</w:t>
+        </w:r>
+      </w:hyperlink>
+      <w:r>
+        <w:t xml:space="preserve"> </w:t>
+      </w:r>
+      <w:r>
+        <w:t xml:space="preserve">Public Affairs Books, Hachette.</w:t>
+      </w:r>
+    </w:p>
+    <w:p>
+      <w:pPr>
+        <w:pStyle w:val="Compact"/>
+        <w:numPr>
+          <w:ilvl w:val="0"/>
+          <w:numId w:val="1006"/>
+        </w:numPr>
+      </w:pPr>
+      <w:r>
+        <w:t xml:space="preserve">Articles</w:t>
+      </w:r>
+    </w:p>
+    <w:p>
+      <w:pPr>
+        <w:pStyle w:val="Compact"/>
+        <w:numPr>
+          <w:ilvl w:val="1"/>
+          <w:numId w:val="1009"/>
+        </w:numPr>
+      </w:pPr>
+      <w:r>
+        <w:t xml:space="preserve">Frey and Osborne, 2023.</w:t>
+      </w:r>
+      <w:r>
+        <w:t xml:space="preserve"> </w:t>
+      </w:r>
+      <w:r>
+        <w:t xml:space="preserve">“</w:t>
+      </w:r>
+      <w:hyperlink r:id="rId40">
+        <w:r>
+          <w:rPr>
+            <w:rStyle w:val="Hyperlink"/>
+          </w:rPr>
+          <w:t xml:space="preserve">Generative Al and the Future of Work: A Reappraisal</w:t>
+        </w:r>
+      </w:hyperlink>
+      <w:r>
+        <w:t xml:space="preserve">”</w:t>
+      </w:r>
+    </w:p>
+    <w:p>
+      <w:pPr>
+        <w:pStyle w:val="Compact"/>
+        <w:numPr>
+          <w:ilvl w:val="1"/>
+          <w:numId w:val="1009"/>
+        </w:numPr>
+      </w:pPr>
+      <w:r>
         <w:t xml:space="preserve">Korinek, 2024.</w:t>
       </w:r>
       <w:r>
@@ -660,7 +706,7 @@
       <w:r>
         <w:t xml:space="preserve">“</w:t>
       </w:r>
-      <w:hyperlink r:id="rId39">
+      <w:hyperlink r:id="rId41">
         <w:r>
           <w:rPr>
             <w:rStyle w:val="Hyperlink"/>
@@ -686,18 +732,6 @@
       <w:pPr>
         <w:pStyle w:val="Compact"/>
         <w:numPr>
-          <w:ilvl w:val="0"/>
-          <w:numId w:val="1006"/>
-        </w:numPr>
-      </w:pPr>
-      <w:r>
-        <w:t xml:space="preserve">Articles</w:t>
-      </w:r>
-    </w:p>
-    <w:p>
-      <w:pPr>
-        <w:pStyle w:val="Compact"/>
-        <w:numPr>
           <w:ilvl w:val="1"/>
           <w:numId w:val="1009"/>
         </w:numPr>
@@ -729,7 +763,7 @@
       <w:r>
         <w:t xml:space="preserve">“</w:t>
       </w:r>
-      <w:hyperlink r:id="rId40">
+      <w:hyperlink r:id="rId42">
         <w:r>
           <w:rPr>
             <w:rStyle w:val="Hyperlink"/>
@@ -749,7 +783,7 @@
           <w:numId w:val="1009"/>
         </w:numPr>
       </w:pPr>
-      <w:hyperlink r:id="rId41">
+      <w:hyperlink r:id="rId43">
         <w:r>
           <w:rPr>
             <w:rStyle w:val="Hyperlink"/>
@@ -785,6 +819,41 @@
         </w:numPr>
       </w:pPr>
       <w:r>
+        <w:t xml:space="preserve">Brynjolfsson, 2025.</w:t>
+      </w:r>
+      <w:r>
+        <w:t xml:space="preserve"> </w:t>
+      </w:r>
+      <w:r>
+        <w:t xml:space="preserve">“</w:t>
+      </w:r>
+      <w:hyperlink r:id="rId44">
+        <w:r>
+          <w:rPr>
+            <w:rStyle w:val="Hyperlink"/>
+          </w:rPr>
+          <w:t xml:space="preserve">Canaries in the Coal Mine? Six Facts about the Recent Employment Effects of Artificial Intelligence</w:t>
+        </w:r>
+      </w:hyperlink>
+      <w:r>
+        <w:t xml:space="preserve">”</w:t>
+      </w:r>
+      <w:r>
+        <w:t xml:space="preserve"> </w:t>
+      </w:r>
+      <w:r>
+        <w:t xml:space="preserve">Working paper.</w:t>
+      </w:r>
+    </w:p>
+    <w:p>
+      <w:pPr>
+        <w:pStyle w:val="Compact"/>
+        <w:numPr>
+          <w:ilvl w:val="1"/>
+          <w:numId w:val="1009"/>
+        </w:numPr>
+      </w:pPr>
+      <w:r>
         <w:t xml:space="preserve">Gottweis et al, 2025.</w:t>
       </w:r>
       <w:r>
@@ -793,7 +862,7 @@
       <w:r>
         <w:t xml:space="preserve">“</w:t>
       </w:r>
-      <w:hyperlink r:id="rId42">
+      <w:hyperlink r:id="rId45">
         <w:r>
           <w:rPr>
             <w:rStyle w:val="Hyperlink"/>
@@ -822,7 +891,7 @@
       <w:r>
         <w:t xml:space="preserve"> </w:t>
       </w:r>
-      <w:hyperlink r:id="rId43">
+      <w:hyperlink r:id="rId46">
         <w:r>
           <w:rPr>
             <w:rStyle w:val="Hyperlink"/>
@@ -831,8 +900,8 @@
         </w:r>
       </w:hyperlink>
     </w:p>
-    <w:bookmarkEnd w:id="44"/>
-    <w:bookmarkStart w:id="48" w:name="submit"/>
+    <w:bookmarkEnd w:id="47"/>
+    <w:bookmarkStart w:id="51" w:name="submit"/>
     <w:p>
       <w:pPr>
         <w:pStyle w:val="Heading4"/>
@@ -894,18 +963,18 @@
                 <wp:inline>
                   <wp:extent cx="152400" cy="152400"/>
                   <wp:effectExtent b="0" l="0" r="0" t="0"/>
-                  <wp:docPr descr="" title="" id="46" name="Picture"/>
+                  <wp:docPr descr="" title="" id="49" name="Picture"/>
                   <a:graphic>
                     <a:graphicData uri="http://schemas.openxmlformats.org/drawingml/2006/picture">
                       <pic:pic>
                         <pic:nvPicPr>
-                          <pic:cNvPr descr="/opt/quarto/share/formats/docx/tip.png" id="47" name="Picture"/>
+                          <pic:cNvPr descr="/opt/quarto/share/formats/docx/tip.png" id="50" name="Picture"/>
                           <pic:cNvPicPr>
                             <a:picLocks noChangeArrowheads="1" noChangeAspect="1"/>
                           </pic:cNvPicPr>
                         </pic:nvPicPr>
                         <pic:blipFill>
-                          <a:blip r:embed="rId45"/>
+                          <a:blip r:embed="rId48"/>
                           <a:stretch>
                             <a:fillRect/>
                           </a:stretch>
@@ -1030,7 +1099,7 @@
         </w:tc>
       </w:tr>
     </w:tbl>
-    <w:bookmarkEnd w:id="48"/>
+    <w:bookmarkEnd w:id="51"/>
     <w:sectPr>
       <w:footnotePr>
         <w:numRestart w:val="eachSect"/>

--- a/content/w102.docx
+++ b/content/w102.docx
@@ -34,7 +34,7 @@
         <w:t xml:space="preserve">S2026</w:t>
       </w:r>
     </w:p>
-    <w:bookmarkStart w:id="20" w:name="think"/>
+    <w:bookmarkStart w:id="9" w:name="think"/>
     <w:p>
       <w:pPr>
         <w:pStyle w:val="Heading4"/>
@@ -55,8 +55,8 @@
         <w:t xml:space="preserve">How do we re-organize society and the economy in light of AI-sparked labor market disruption? Or do we even need to - will the labor market take care of itself?</w:t>
       </w:r>
     </w:p>
-    <w:bookmarkEnd w:id="20"/>
-    <w:bookmarkStart w:id="22" w:name="read"/>
+    <w:bookmarkEnd w:id="9"/>
+    <w:bookmarkStart w:id="11" w:name="read"/>
     <w:p>
       <w:pPr>
         <w:pStyle w:val="Heading4"/>
@@ -82,7 +82,7 @@
       <w:r>
         <w:t xml:space="preserve">“</w:t>
       </w:r>
-      <w:hyperlink r:id="rId21">
+      <w:hyperlink r:id="rId10">
         <w:r>
           <w:rPr>
             <w:rStyle w:val="Hyperlink"/>
@@ -94,8 +94,8 @@
         <w:t xml:space="preserve">”</w:t>
       </w:r>
     </w:p>
-    <w:bookmarkEnd w:id="22"/>
-    <w:bookmarkStart w:id="24" w:name="watch"/>
+    <w:bookmarkEnd w:id="11"/>
+    <w:bookmarkStart w:id="13" w:name="watch"/>
     <w:p>
       <w:pPr>
         <w:pStyle w:val="Heading4"/>
@@ -121,7 +121,7 @@
       <w:r>
         <w:t xml:space="preserve">“</w:t>
       </w:r>
-      <w:hyperlink r:id="rId23">
+      <w:hyperlink r:id="rId12">
         <w:r>
           <w:rPr>
             <w:rStyle w:val="Hyperlink"/>
@@ -133,8 +133,8 @@
         <w:t xml:space="preserve">”</w:t>
       </w:r>
     </w:p>
-    <w:bookmarkEnd w:id="24"/>
-    <w:bookmarkStart w:id="26" w:name="listen"/>
+    <w:bookmarkEnd w:id="13"/>
+    <w:bookmarkStart w:id="15" w:name="listen"/>
     <w:p>
       <w:pPr>
         <w:pStyle w:val="Heading4"/>
@@ -160,7 +160,7 @@
       <w:r>
         <w:t xml:space="preserve">“</w:t>
       </w:r>
-      <w:hyperlink r:id="rId25">
+      <w:hyperlink r:id="rId14">
         <w:r>
           <w:rPr>
             <w:rStyle w:val="Hyperlink"/>
@@ -178,8 +178,8 @@
         <w:t xml:space="preserve">Podcast: Plain English with Derek Thompson.</w:t>
       </w:r>
     </w:p>
-    <w:bookmarkEnd w:id="26"/>
-    <w:bookmarkStart w:id="32" w:name="browse"/>
+    <w:bookmarkEnd w:id="15"/>
+    <w:bookmarkStart w:id="21" w:name="browse"/>
     <w:p>
       <w:pPr>
         <w:pStyle w:val="Heading4"/>
@@ -205,7 +205,7 @@
       <w:r>
         <w:t xml:space="preserve">“</w:t>
       </w:r>
-      <w:hyperlink r:id="rId27">
+      <w:hyperlink r:id="rId16">
         <w:r>
           <w:rPr>
             <w:rStyle w:val="Hyperlink"/>
@@ -234,7 +234,7 @@
       <w:r>
         <w:t xml:space="preserve">“</w:t>
       </w:r>
-      <w:hyperlink r:id="rId28">
+      <w:hyperlink r:id="rId17">
         <w:r>
           <w:rPr>
             <w:rStyle w:val="Hyperlink"/>
@@ -289,7 +289,7 @@
       <w:r>
         <w:t xml:space="preserve">“</w:t>
       </w:r>
-      <w:hyperlink r:id="rId29">
+      <w:hyperlink r:id="rId18">
         <w:r>
           <w:rPr>
             <w:rStyle w:val="Hyperlink"/>
@@ -328,7 +328,7 @@
       <w:r>
         <w:t xml:space="preserve">“</w:t>
       </w:r>
-      <w:hyperlink r:id="rId30">
+      <w:hyperlink r:id="rId19">
         <w:r>
           <w:rPr>
             <w:rStyle w:val="Hyperlink"/>
@@ -367,7 +367,7 @@
       <w:r>
         <w:t xml:space="preserve">“</w:t>
       </w:r>
-      <w:hyperlink r:id="rId31">
+      <w:hyperlink r:id="rId20">
         <w:r>
           <w:rPr>
             <w:rStyle w:val="Hyperlink"/>
@@ -379,8 +379,8 @@
         <w:t xml:space="preserve">”</w:t>
       </w:r>
     </w:p>
-    <w:bookmarkEnd w:id="32"/>
-    <w:bookmarkStart w:id="47" w:name="additional-resources"/>
+    <w:bookmarkEnd w:id="21"/>
+    <w:bookmarkStart w:id="36" w:name="additional-resources"/>
     <w:p>
       <w:pPr>
         <w:pStyle w:val="Heading4"/>
@@ -406,7 +406,7 @@
       <w:r>
         <w:t xml:space="preserve">“</w:t>
       </w:r>
-      <w:hyperlink r:id="rId33">
+      <w:hyperlink r:id="rId22">
         <w:r>
           <w:rPr>
             <w:rStyle w:val="Hyperlink"/>
@@ -435,7 +435,7 @@
       <w:r>
         <w:t xml:space="preserve">“</w:t>
       </w:r>
-      <w:hyperlink r:id="rId34">
+      <w:hyperlink r:id="rId23">
         <w:r>
           <w:rPr>
             <w:rStyle w:val="Hyperlink"/>
@@ -505,7 +505,7 @@
       <w:r>
         <w:t xml:space="preserve">“</w:t>
       </w:r>
-      <w:hyperlink r:id="rId35">
+      <w:hyperlink r:id="rId24">
         <w:r>
           <w:rPr>
             <w:rStyle w:val="Hyperlink"/>
@@ -537,7 +537,7 @@
       <w:r>
         <w:t xml:space="preserve">“</w:t>
       </w:r>
-      <w:hyperlink r:id="rId36">
+      <w:hyperlink r:id="rId25">
         <w:r>
           <w:rPr>
             <w:rStyle w:val="Hyperlink"/>
@@ -578,7 +578,7 @@
       <w:r>
         <w:t xml:space="preserve"> </w:t>
       </w:r>
-      <w:hyperlink r:id="rId37">
+      <w:hyperlink r:id="rId26">
         <w:r>
           <w:rPr>
             <w:rStyle w:val="Hyperlink"/>
@@ -606,7 +606,7 @@
       <w:r>
         <w:t xml:space="preserve"> </w:t>
       </w:r>
-      <w:hyperlink r:id="rId38">
+      <w:hyperlink r:id="rId27">
         <w:r>
           <w:rPr>
             <w:rStyle w:val="Hyperlink"/>
@@ -631,7 +631,7 @@
       <w:r>
         <w:t xml:space="preserve"> </w:t>
       </w:r>
-      <w:hyperlink r:id="rId39">
+      <w:hyperlink r:id="rId28">
         <w:r>
           <w:rPr>
             <w:rStyle w:val="Hyperlink"/>
@@ -677,7 +677,7 @@
       <w:r>
         <w:t xml:space="preserve">“</w:t>
       </w:r>
-      <w:hyperlink r:id="rId40">
+      <w:hyperlink r:id="rId29">
         <w:r>
           <w:rPr>
             <w:rStyle w:val="Hyperlink"/>
@@ -706,7 +706,7 @@
       <w:r>
         <w:t xml:space="preserve">“</w:t>
       </w:r>
-      <w:hyperlink r:id="rId41">
+      <w:hyperlink r:id="rId30">
         <w:r>
           <w:rPr>
             <w:rStyle w:val="Hyperlink"/>
@@ -763,7 +763,7 @@
       <w:r>
         <w:t xml:space="preserve">“</w:t>
       </w:r>
-      <w:hyperlink r:id="rId42">
+      <w:hyperlink r:id="rId31">
         <w:r>
           <w:rPr>
             <w:rStyle w:val="Hyperlink"/>
@@ -783,7 +783,7 @@
           <w:numId w:val="1009"/>
         </w:numPr>
       </w:pPr>
-      <w:hyperlink r:id="rId43">
+      <w:hyperlink r:id="rId32">
         <w:r>
           <w:rPr>
             <w:rStyle w:val="Hyperlink"/>
@@ -827,7 +827,7 @@
       <w:r>
         <w:t xml:space="preserve">“</w:t>
       </w:r>
-      <w:hyperlink r:id="rId44">
+      <w:hyperlink r:id="rId33">
         <w:r>
           <w:rPr>
             <w:rStyle w:val="Hyperlink"/>
@@ -862,7 +862,7 @@
       <w:r>
         <w:t xml:space="preserve">“</w:t>
       </w:r>
-      <w:hyperlink r:id="rId45">
+      <w:hyperlink r:id="rId34">
         <w:r>
           <w:rPr>
             <w:rStyle w:val="Hyperlink"/>
@@ -891,7 +891,7 @@
       <w:r>
         <w:t xml:space="preserve"> </w:t>
       </w:r>
-      <w:hyperlink r:id="rId46">
+      <w:hyperlink r:id="rId35">
         <w:r>
           <w:rPr>
             <w:rStyle w:val="Hyperlink"/>
@@ -900,8 +900,8 @@
         </w:r>
       </w:hyperlink>
     </w:p>
-    <w:bookmarkEnd w:id="47"/>
-    <w:bookmarkStart w:id="51" w:name="submit"/>
+    <w:bookmarkEnd w:id="36"/>
+    <w:bookmarkStart w:id="40" w:name="submit"/>
     <w:p>
       <w:pPr>
         <w:pStyle w:val="Heading4"/>
@@ -963,18 +963,18 @@
                 <wp:inline>
                   <wp:extent cx="152400" cy="152400"/>
                   <wp:effectExtent b="0" l="0" r="0" t="0"/>
-                  <wp:docPr descr="" title="" id="49" name="Picture"/>
+                  <wp:docPr descr="" title="" id="38" name="Picture"/>
                   <a:graphic>
                     <a:graphicData uri="http://schemas.openxmlformats.org/drawingml/2006/picture">
                       <pic:pic>
                         <pic:nvPicPr>
-                          <pic:cNvPr descr="/opt/quarto/share/formats/docx/tip.png" id="50" name="Picture"/>
+                          <pic:cNvPr descr="/opt/quarto/share/formats/docx/tip.png" id="39" name="Picture"/>
                           <pic:cNvPicPr>
                             <a:picLocks noChangeArrowheads="1" noChangeAspect="1"/>
                           </pic:cNvPicPr>
                         </pic:nvPicPr>
                         <pic:blipFill>
-                          <a:blip r:embed="rId48"/>
+                          <a:blip r:embed="rId37"/>
                           <a:stretch>
                             <a:fillRect/>
                           </a:stretch>
@@ -1099,7 +1099,7 @@
         </w:tc>
       </w:tr>
     </w:tbl>
-    <w:bookmarkEnd w:id="51"/>
+    <w:bookmarkEnd w:id="40"/>
     <w:sectPr>
       <w:footnotePr>
         <w:numRestart w:val="eachSect"/>
@@ -1357,10 +1357,10 @@
   <w:docDefaults>
     <w:rPrDefault>
       <w:rPr>
-        <w:rFonts w:asciiTheme="minorHAnsi" w:cstheme="minorBidi" w:eastAsiaTheme="minorHAnsi" w:hAnsiTheme="minorHAnsi"/>
+        <w:rFonts w:asciiTheme="minorHAnsi" w:cstheme="minorBidi" w:eastAsiaTheme="minorEastAsia" w:hAnsiTheme="minorHAnsi"/>
         <w:sz w:val="24"/>
         <w:szCs w:val="24"/>
-        <w:lang w:bidi="ar-SA" w:eastAsia="en-US" w:val="en-US"/>
+        <w:lang w:bidi="ar-SA" w:eastAsia="zh-CN" w:val="en-US"/>
       </w:rPr>
     </w:rPrDefault>
     <w:pPrDefault>
@@ -1901,13 +1901,6 @@
       </w:tblCellMar>
     </w:tblPr>
     <w:tblStylePr w:type="firstRow">
-      <w:tblPr>
-        <w:jc w:val="left"/>
-        <w:tblInd w:type="dxa" w:w="0"/>
-      </w:tblPr>
-      <w:trPr>
-        <w:jc w:val="left"/>
-      </w:trPr>
       <w:tcPr>
         <w:tcBorders>
           <w:bottom w:val="single"/>

--- a/content/w102.docx
+++ b/content/w102.docx
@@ -380,7 +380,7 @@
       </w:r>
     </w:p>
     <w:bookmarkEnd w:id="21"/>
-    <w:bookmarkStart w:id="36" w:name="additional-resources"/>
+    <w:bookmarkStart w:id="37" w:name="additional-resources"/>
     <w:p>
       <w:pPr>
         <w:pStyle w:val="Heading4"/>
@@ -743,7 +743,18 @@
         <w:t xml:space="preserve"> </w:t>
       </w:r>
       <w:r>
-        <w:t xml:space="preserve">“The Future of Work in the Era of AI”</w:t>
+        <w:t xml:space="preserve">“</w:t>
+      </w:r>
+      <w:hyperlink r:id="rId31">
+        <w:r>
+          <w:rPr>
+            <w:rStyle w:val="Hyperlink"/>
+          </w:rPr>
+          <w:t xml:space="preserve">The Future of Work in the Era of AI</w:t>
+        </w:r>
+      </w:hyperlink>
+      <w:r>
+        <w:t xml:space="preserve">”</w:t>
       </w:r>
     </w:p>
     <w:p>
@@ -763,7 +774,7 @@
       <w:r>
         <w:t xml:space="preserve">“</w:t>
       </w:r>
-      <w:hyperlink r:id="rId31">
+      <w:hyperlink r:id="rId32">
         <w:r>
           <w:rPr>
             <w:rStyle w:val="Hyperlink"/>
@@ -783,7 +794,7 @@
           <w:numId w:val="1009"/>
         </w:numPr>
       </w:pPr>
-      <w:hyperlink r:id="rId32">
+      <w:hyperlink r:id="rId33">
         <w:r>
           <w:rPr>
             <w:rStyle w:val="Hyperlink"/>
@@ -827,7 +838,7 @@
       <w:r>
         <w:t xml:space="preserve">“</w:t>
       </w:r>
-      <w:hyperlink r:id="rId33">
+      <w:hyperlink r:id="rId34">
         <w:r>
           <w:rPr>
             <w:rStyle w:val="Hyperlink"/>
@@ -862,7 +873,7 @@
       <w:r>
         <w:t xml:space="preserve">“</w:t>
       </w:r>
-      <w:hyperlink r:id="rId34">
+      <w:hyperlink r:id="rId35">
         <w:r>
           <w:rPr>
             <w:rStyle w:val="Hyperlink"/>
@@ -891,7 +902,7 @@
       <w:r>
         <w:t xml:space="preserve"> </w:t>
       </w:r>
-      <w:hyperlink r:id="rId35">
+      <w:hyperlink r:id="rId36">
         <w:r>
           <w:rPr>
             <w:rStyle w:val="Hyperlink"/>
@@ -900,8 +911,8 @@
         </w:r>
       </w:hyperlink>
     </w:p>
-    <w:bookmarkEnd w:id="36"/>
-    <w:bookmarkStart w:id="40" w:name="submit"/>
+    <w:bookmarkEnd w:id="37"/>
+    <w:bookmarkStart w:id="41" w:name="submit"/>
     <w:p>
       <w:pPr>
         <w:pStyle w:val="Heading4"/>
@@ -963,18 +974,18 @@
                 <wp:inline>
                   <wp:extent cx="152400" cy="152400"/>
                   <wp:effectExtent b="0" l="0" r="0" t="0"/>
-                  <wp:docPr descr="" title="" id="38" name="Picture"/>
+                  <wp:docPr descr="" title="" id="39" name="Picture"/>
                   <a:graphic>
                     <a:graphicData uri="http://schemas.openxmlformats.org/drawingml/2006/picture">
                       <pic:pic>
                         <pic:nvPicPr>
-                          <pic:cNvPr descr="/opt/quarto/share/formats/docx/tip.png" id="39" name="Picture"/>
+                          <pic:cNvPr descr="/opt/quarto/share/formats/docx/tip.png" id="40" name="Picture"/>
                           <pic:cNvPicPr>
                             <a:picLocks noChangeArrowheads="1" noChangeAspect="1"/>
                           </pic:cNvPicPr>
                         </pic:nvPicPr>
                         <pic:blipFill>
-                          <a:blip r:embed="rId37"/>
+                          <a:blip r:embed="rId38"/>
                           <a:stretch>
                             <a:fillRect/>
                           </a:stretch>
@@ -1099,7 +1110,7 @@
         </w:tc>
       </w:tr>
     </w:tbl>
-    <w:bookmarkEnd w:id="40"/>
+    <w:bookmarkEnd w:id="41"/>
     <w:sectPr>
       <w:footnotePr>
         <w:numRestart w:val="eachSect"/>
